--- a/docs/SCI_SE_Nhom07_07.ProjectTestPlan.docx
+++ b/docs/SCI_SE_Nhom07_07.ProjectTestPlan.docx
@@ -20633,7 +20633,7 @@
       </w:tblGrid>
       <w:tr>
         <w:trPr>
-          <w:trHeight w:val="701"/>
+          <w:trHeight w:val="729"/>
           <w:jc w:val="center"/>
         </w:trPr>
         <w:tc>
@@ -20748,7 +20748,7 @@
       </w:tr>
       <w:tr>
         <w:trPr>
-          <w:trHeight w:val="638"/>
+          <w:trHeight w:val="780"/>
           <w:jc w:val="center"/>
         </w:trPr>
         <w:tc>
@@ -20856,7 +20856,7 @@
       </w:tr>
       <w:tr>
         <w:trPr>
-          <w:trHeight w:val="744"/>
+          <w:trHeight w:val="706"/>
           <w:jc w:val="center"/>
         </w:trPr>
         <w:tc>
@@ -21035,7 +21035,7 @@
       </w:tr>
       <w:tr>
         <w:trPr>
-          <w:trHeight w:val="1729"/>
+          <w:trHeight w:val="1616"/>
           <w:jc w:val="center"/>
         </w:trPr>
         <w:tc>
@@ -21160,7 +21160,7 @@
       </w:tr>
       <w:tr>
         <w:trPr>
-          <w:trHeight w:val="1697"/>
+          <w:trHeight w:val="1682"/>
           <w:jc w:val="center"/>
         </w:trPr>
         <w:tc>
@@ -21546,34 +21546,7 @@
                 <w:sz w:val="26"/>
                 <w:szCs w:val="26"/>
               </w:rPr>
-              <w:t>h</w:t>
-            </w:r>
-            <w:r>
-              <w:rPr>
-                <w:rStyle w:val="Hyperlink"/>
-                <w:rFonts w:ascii="Times New Roman" w:hAnsi="Times New Roman" w:cs="Times New Roman"/>
-                <w:sz w:val="26"/>
-                <w:szCs w:val="26"/>
-              </w:rPr>
-              <w:t>ieuducnguyen20</w:t>
-            </w:r>
-            <w:r>
-              <w:rPr>
-                <w:rStyle w:val="Hyperlink"/>
-                <w:rFonts w:ascii="Times New Roman" w:hAnsi="Times New Roman" w:cs="Times New Roman"/>
-                <w:sz w:val="26"/>
-                <w:szCs w:val="26"/>
-              </w:rPr>
-              <w:t>0</w:t>
-            </w:r>
-            <w:r>
-              <w:rPr>
-                <w:rStyle w:val="Hyperlink"/>
-                <w:rFonts w:ascii="Times New Roman" w:hAnsi="Times New Roman" w:cs="Times New Roman"/>
-                <w:sz w:val="26"/>
-                <w:szCs w:val="26"/>
-              </w:rPr>
-              <w:t>4@gmail.com</w:t>
+              <w:t>hieuducnguyen2004@gmail.com</w:t>
             </w:r>
           </w:p>
         </w:tc>
@@ -21605,6 +21578,7 @@
       </w:tr>
       <w:tr>
         <w:trPr>
+          <w:trHeight w:val="1315"/>
           <w:jc w:val="center"/>
         </w:trPr>
         <w:tc>
@@ -23822,7 +23796,7 @@
         </w:rPr>
       </w:pPr>
     </w:p>
-    <w:bookmarkStart w:id="1" w:name="_GoBack" w:displacedByCustomXml="next"/>
+    <w:bookmarkStart w:id="1" w:name="_Toc229519985" w:displacedByCustomXml="next"/>
     <w:sdt>
       <w:sdtPr>
         <w:rPr>
@@ -23830,9 +23804,11 @@
           <w:b w:val="0"/>
           <w:bCs w:val="0"/>
           <w:color w:val="auto"/>
+          <w:sz w:val="22"/>
+          <w:szCs w:val="22"/>
           <w:lang w:eastAsia="en-US"/>
         </w:rPr>
-        <w:id w:val="-1489855247"/>
+        <w:id w:val="-450786319"/>
         <w:docPartObj>
           <w:docPartGallery w:val="Table of Contents"/>
           <w:docPartUnique/>
@@ -23849,12 +23825,7 @@
         <w:p>
           <w:pPr>
             <w:pStyle w:val="TOCHeading"/>
-            <w:tabs>
-              <w:tab w:val="left" w:pos="1065"/>
-              <w:tab w:val="center" w:pos="4844"/>
-              <w:tab w:val="left" w:pos="7334"/>
-            </w:tabs>
-            <w:spacing w:before="0" w:line="360" w:lineRule="auto"/>
+            <w:jc w:val="center"/>
             <w:outlineLvl w:val="0"/>
             <w:rPr>
               <w:rFonts w:ascii="Times New Roman" w:hAnsi="Times New Roman" w:cs="Times New Roman"/>
@@ -23862,42 +23833,12 @@
           </w:pPr>
           <w:r>
             <w:rPr>
-              <w:rFonts w:ascii="Times New Roman" w:eastAsiaTheme="minorHAnsi" w:hAnsi="Times New Roman" w:cs="Times New Roman"/>
-              <w:bCs w:val="0"/>
-              <w:color w:val="auto"/>
-              <w:lang w:eastAsia="en-US"/>
-            </w:rPr>
-            <w:tab/>
-          </w:r>
-          <w:bookmarkStart w:id="2" w:name="_Toc226975444"/>
-          <w:r>
-            <w:rPr>
-              <w:rFonts w:ascii="Times New Roman" w:eastAsiaTheme="minorHAnsi" w:hAnsi="Times New Roman" w:cs="Times New Roman"/>
-              <w:bCs w:val="0"/>
-              <w:color w:val="auto"/>
-              <w:lang w:eastAsia="en-US"/>
-            </w:rPr>
-            <w:tab/>
-          </w:r>
-          <w:r>
-            <w:rPr>
               <w:rFonts w:ascii="Times New Roman" w:hAnsi="Times New Roman" w:cs="Times New Roman"/>
-              <w:bCs w:val="0"/>
-              <w:lang w:eastAsia="en-US"/>
             </w:rPr>
             <w:t>MỤC LỤC</w:t>
           </w:r>
-          <w:bookmarkEnd w:id="2"/>
-          <w:r>
-            <w:rPr>
-              <w:rFonts w:ascii="Times New Roman" w:hAnsi="Times New Roman" w:cs="Times New Roman"/>
-              <w:bCs w:val="0"/>
-              <w:lang w:eastAsia="en-US"/>
-            </w:rPr>
-            <w:tab/>
-          </w:r>
+          <w:bookmarkEnd w:id="1"/>
         </w:p>
-        <w:bookmarkEnd w:id="1"/>
         <w:p>
           <w:pPr>
             <w:pStyle w:val="TOC1"/>
@@ -23907,49 +23848,47 @@
           </w:pPr>
           <w:r>
             <w:rPr>
-              <w:noProof w:val="0"/>
+              <w:bCs/>
             </w:rPr>
             <w:fldChar w:fldCharType="begin"/>
           </w:r>
           <w:r>
+            <w:rPr>
+              <w:bCs/>
+            </w:rPr>
             <w:instrText xml:space="preserve"> TOC \o "1-3" \h \z \u </w:instrText>
           </w:r>
           <w:r>
             <w:rPr>
-              <w:noProof w:val="0"/>
+              <w:bCs/>
             </w:rPr>
             <w:fldChar w:fldCharType="separate"/>
           </w:r>
-          <w:hyperlink w:anchor="_Toc226975444" w:history="1">
-            <w:r>
-              <w:rPr>
-                <w:rFonts w:eastAsiaTheme="minorEastAsia"/>
+          <w:hyperlink w:anchor="_Toc229519985" w:history="1">
+            <w:r>
+              <w:rPr>
+                <w:rStyle w:val="Hyperlink"/>
+                <w:color w:val="auto"/>
+              </w:rPr>
+              <w:t>MỤC LỤC</w:t>
+            </w:r>
+            <w:r>
+              <w:rPr>
+                <w:webHidden/>
               </w:rPr>
               <w:tab/>
             </w:r>
             <w:r>
               <w:rPr>
-                <w:rStyle w:val="Hyperlink"/>
-              </w:rPr>
-              <w:t>MỤC LỤC</w:t>
-            </w:r>
-            <w:r>
-              <w:rPr>
                 <w:webHidden/>
               </w:rPr>
-              <w:tab/>
+              <w:fldChar w:fldCharType="begin"/>
             </w:r>
             <w:r>
               <w:rPr>
                 <w:webHidden/>
               </w:rPr>
-              <w:fldChar w:fldCharType="begin"/>
-            </w:r>
-            <w:r>
-              <w:rPr>
-                <w:webHidden/>
-              </w:rPr>
-              <w:instrText xml:space="preserve"> PAGEREF _Toc226975444 \h </w:instrText>
+              <w:instrText xml:space="preserve"> PAGEREF _Toc229519985 \h </w:instrText>
             </w:r>
             <w:r>
               <w:rPr>
@@ -23983,7 +23922,7 @@
               <w:rFonts w:eastAsiaTheme="minorEastAsia"/>
             </w:rPr>
           </w:pPr>
-          <w:hyperlink w:anchor="_Toc226975445" w:history="1">
+          <w:hyperlink w:anchor="_Toc229519986" w:history="1">
             <w:r>
               <w:rPr>
                 <w:rStyle w:val="Hyperlink"/>
@@ -24018,7 +23957,7 @@
               <w:rPr>
                 <w:webHidden/>
               </w:rPr>
-              <w:instrText xml:space="preserve"> PAGEREF _Toc226975445 \h </w:instrText>
+              <w:instrText xml:space="preserve"> PAGEREF _Toc229519986 \h </w:instrText>
             </w:r>
             <w:r>
               <w:rPr>
@@ -24050,12 +23989,13 @@
             <w:pStyle w:val="TOC2"/>
             <w:rPr>
               <w:rFonts w:ascii="Times New Roman" w:eastAsiaTheme="minorEastAsia" w:hAnsi="Times New Roman" w:cs="Times New Roman"/>
+              <w:b/>
               <w:noProof/>
               <w:sz w:val="24"/>
               <w:szCs w:val="24"/>
             </w:rPr>
           </w:pPr>
-          <w:hyperlink w:anchor="_Toc226975446" w:history="1">
+          <w:hyperlink w:anchor="_Toc229519987" w:history="1">
             <w:r>
               <w:rPr>
                 <w:rStyle w:val="Hyperlink"/>
@@ -24070,26 +24010,28 @@
             <w:r>
               <w:rPr>
                 <w:rFonts w:ascii="Times New Roman" w:eastAsiaTheme="minorEastAsia" w:hAnsi="Times New Roman" w:cs="Times New Roman"/>
-                <w:noProof/>
-                <w:sz w:val="24"/>
-                <w:szCs w:val="24"/>
-              </w:rPr>
-              <w:tab/>
-            </w:r>
-            <w:r>
-              <w:rPr>
-                <w:rStyle w:val="Hyperlink"/>
-                <w:rFonts w:ascii="Times New Roman" w:hAnsi="Times New Roman" w:cs="Times New Roman"/>
                 <w:b/>
                 <w:noProof/>
                 <w:sz w:val="24"/>
                 <w:szCs w:val="24"/>
               </w:rPr>
+              <w:tab/>
+            </w:r>
+            <w:r>
+              <w:rPr>
+                <w:rStyle w:val="Hyperlink"/>
+                <w:rFonts w:ascii="Times New Roman" w:hAnsi="Times New Roman" w:cs="Times New Roman"/>
+                <w:b/>
+                <w:noProof/>
+                <w:sz w:val="24"/>
+                <w:szCs w:val="24"/>
+              </w:rPr>
               <w:t>Mục tiêu</w:t>
             </w:r>
             <w:r>
               <w:rPr>
                 <w:rFonts w:ascii="Times New Roman" w:hAnsi="Times New Roman" w:cs="Times New Roman"/>
+                <w:b/>
                 <w:noProof/>
                 <w:webHidden/>
                 <w:sz w:val="24"/>
@@ -24100,6 +24042,7 @@
             <w:r>
               <w:rPr>
                 <w:rFonts w:ascii="Times New Roman" w:hAnsi="Times New Roman" w:cs="Times New Roman"/>
+                <w:b/>
                 <w:noProof/>
                 <w:webHidden/>
                 <w:sz w:val="24"/>
@@ -24110,16 +24053,18 @@
             <w:r>
               <w:rPr>
                 <w:rFonts w:ascii="Times New Roman" w:hAnsi="Times New Roman" w:cs="Times New Roman"/>
+                <w:b/>
                 <w:noProof/>
                 <w:webHidden/>
                 <w:sz w:val="24"/>
                 <w:szCs w:val="24"/>
               </w:rPr>
-              <w:instrText xml:space="preserve"> PAGEREF _Toc226975446 \h </w:instrText>
-            </w:r>
-            <w:r>
-              <w:rPr>
-                <w:rFonts w:ascii="Times New Roman" w:hAnsi="Times New Roman" w:cs="Times New Roman"/>
+              <w:instrText xml:space="preserve"> PAGEREF _Toc229519987 \h </w:instrText>
+            </w:r>
+            <w:r>
+              <w:rPr>
+                <w:rFonts w:ascii="Times New Roman" w:hAnsi="Times New Roman" w:cs="Times New Roman"/>
+                <w:b/>
                 <w:noProof/>
                 <w:webHidden/>
                 <w:sz w:val="24"/>
@@ -24129,6 +24074,7 @@
             <w:r>
               <w:rPr>
                 <w:rFonts w:ascii="Times New Roman" w:hAnsi="Times New Roman" w:cs="Times New Roman"/>
+                <w:b/>
                 <w:noProof/>
                 <w:webHidden/>
                 <w:sz w:val="24"/>
@@ -24139,6 +24085,7 @@
             <w:r>
               <w:rPr>
                 <w:rFonts w:ascii="Times New Roman" w:hAnsi="Times New Roman" w:cs="Times New Roman"/>
+                <w:b/>
                 <w:noProof/>
                 <w:webHidden/>
                 <w:sz w:val="24"/>
@@ -24149,6 +24096,7 @@
             <w:r>
               <w:rPr>
                 <w:rFonts w:ascii="Times New Roman" w:hAnsi="Times New Roman" w:cs="Times New Roman"/>
+                <w:b/>
                 <w:noProof/>
                 <w:webHidden/>
                 <w:sz w:val="24"/>
@@ -24163,12 +24111,13 @@
             <w:pStyle w:val="TOC2"/>
             <w:rPr>
               <w:rFonts w:ascii="Times New Roman" w:eastAsiaTheme="minorEastAsia" w:hAnsi="Times New Roman" w:cs="Times New Roman"/>
+              <w:b/>
               <w:noProof/>
               <w:sz w:val="24"/>
               <w:szCs w:val="24"/>
             </w:rPr>
           </w:pPr>
-          <w:hyperlink w:anchor="_Toc226975447" w:history="1">
+          <w:hyperlink w:anchor="_Toc229519988" w:history="1">
             <w:r>
               <w:rPr>
                 <w:rStyle w:val="Hyperlink"/>
@@ -24183,26 +24132,28 @@
             <w:r>
               <w:rPr>
                 <w:rFonts w:ascii="Times New Roman" w:eastAsiaTheme="minorEastAsia" w:hAnsi="Times New Roman" w:cs="Times New Roman"/>
-                <w:noProof/>
-                <w:sz w:val="24"/>
-                <w:szCs w:val="24"/>
-              </w:rPr>
-              <w:tab/>
-            </w:r>
-            <w:r>
-              <w:rPr>
-                <w:rStyle w:val="Hyperlink"/>
-                <w:rFonts w:ascii="Times New Roman" w:hAnsi="Times New Roman" w:cs="Times New Roman"/>
                 <w:b/>
                 <w:noProof/>
                 <w:sz w:val="24"/>
                 <w:szCs w:val="24"/>
               </w:rPr>
+              <w:tab/>
+            </w:r>
+            <w:r>
+              <w:rPr>
+                <w:rStyle w:val="Hyperlink"/>
+                <w:rFonts w:ascii="Times New Roman" w:hAnsi="Times New Roman" w:cs="Times New Roman"/>
+                <w:b/>
+                <w:noProof/>
+                <w:sz w:val="24"/>
+                <w:szCs w:val="24"/>
+              </w:rPr>
               <w:t>Phạm vi tài liệu</w:t>
             </w:r>
             <w:r>
               <w:rPr>
                 <w:rFonts w:ascii="Times New Roman" w:hAnsi="Times New Roman" w:cs="Times New Roman"/>
+                <w:b/>
                 <w:noProof/>
                 <w:webHidden/>
                 <w:sz w:val="24"/>
@@ -24213,6 +24164,7 @@
             <w:r>
               <w:rPr>
                 <w:rFonts w:ascii="Times New Roman" w:hAnsi="Times New Roman" w:cs="Times New Roman"/>
+                <w:b/>
                 <w:noProof/>
                 <w:webHidden/>
                 <w:sz w:val="24"/>
@@ -24223,16 +24175,18 @@
             <w:r>
               <w:rPr>
                 <w:rFonts w:ascii="Times New Roman" w:hAnsi="Times New Roman" w:cs="Times New Roman"/>
+                <w:b/>
                 <w:noProof/>
                 <w:webHidden/>
                 <w:sz w:val="24"/>
                 <w:szCs w:val="24"/>
               </w:rPr>
-              <w:instrText xml:space="preserve"> PAGEREF _Toc226975447 \h </w:instrText>
-            </w:r>
-            <w:r>
-              <w:rPr>
-                <w:rFonts w:ascii="Times New Roman" w:hAnsi="Times New Roman" w:cs="Times New Roman"/>
+              <w:instrText xml:space="preserve"> PAGEREF _Toc229519988 \h </w:instrText>
+            </w:r>
+            <w:r>
+              <w:rPr>
+                <w:rFonts w:ascii="Times New Roman" w:hAnsi="Times New Roman" w:cs="Times New Roman"/>
+                <w:b/>
                 <w:noProof/>
                 <w:webHidden/>
                 <w:sz w:val="24"/>
@@ -24242,6 +24196,7 @@
             <w:r>
               <w:rPr>
                 <w:rFonts w:ascii="Times New Roman" w:hAnsi="Times New Roman" w:cs="Times New Roman"/>
+                <w:b/>
                 <w:noProof/>
                 <w:webHidden/>
                 <w:sz w:val="24"/>
@@ -24252,6 +24207,7 @@
             <w:r>
               <w:rPr>
                 <w:rFonts w:ascii="Times New Roman" w:hAnsi="Times New Roman" w:cs="Times New Roman"/>
+                <w:b/>
                 <w:noProof/>
                 <w:webHidden/>
                 <w:sz w:val="24"/>
@@ -24262,6 +24218,7 @@
             <w:r>
               <w:rPr>
                 <w:rFonts w:ascii="Times New Roman" w:hAnsi="Times New Roman" w:cs="Times New Roman"/>
+                <w:b/>
                 <w:noProof/>
                 <w:webHidden/>
                 <w:sz w:val="24"/>
@@ -24276,12 +24233,13 @@
             <w:pStyle w:val="TOC2"/>
             <w:rPr>
               <w:rFonts w:ascii="Times New Roman" w:eastAsiaTheme="minorEastAsia" w:hAnsi="Times New Roman" w:cs="Times New Roman"/>
+              <w:b/>
               <w:noProof/>
               <w:sz w:val="24"/>
               <w:szCs w:val="24"/>
             </w:rPr>
           </w:pPr>
-          <w:hyperlink w:anchor="_Toc226975448" w:history="1">
+          <w:hyperlink w:anchor="_Toc229519989" w:history="1">
             <w:r>
               <w:rPr>
                 <w:rStyle w:val="Hyperlink"/>
@@ -24296,26 +24254,28 @@
             <w:r>
               <w:rPr>
                 <w:rFonts w:ascii="Times New Roman" w:eastAsiaTheme="minorEastAsia" w:hAnsi="Times New Roman" w:cs="Times New Roman"/>
-                <w:noProof/>
-                <w:sz w:val="24"/>
-                <w:szCs w:val="24"/>
-              </w:rPr>
-              <w:tab/>
-            </w:r>
-            <w:r>
-              <w:rPr>
-                <w:rStyle w:val="Hyperlink"/>
-                <w:rFonts w:ascii="Times New Roman" w:hAnsi="Times New Roman" w:cs="Times New Roman"/>
                 <w:b/>
                 <w:noProof/>
                 <w:sz w:val="24"/>
                 <w:szCs w:val="24"/>
               </w:rPr>
+              <w:tab/>
+            </w:r>
+            <w:r>
+              <w:rPr>
+                <w:rStyle w:val="Hyperlink"/>
+                <w:rFonts w:ascii="Times New Roman" w:hAnsi="Times New Roman" w:cs="Times New Roman"/>
+                <w:b/>
+                <w:noProof/>
+                <w:sz w:val="24"/>
+                <w:szCs w:val="24"/>
+              </w:rPr>
               <w:t>Tài liệu tham khảo</w:t>
             </w:r>
             <w:r>
               <w:rPr>
                 <w:rFonts w:ascii="Times New Roman" w:hAnsi="Times New Roman" w:cs="Times New Roman"/>
+                <w:b/>
                 <w:noProof/>
                 <w:webHidden/>
                 <w:sz w:val="24"/>
@@ -24326,6 +24286,7 @@
             <w:r>
               <w:rPr>
                 <w:rFonts w:ascii="Times New Roman" w:hAnsi="Times New Roman" w:cs="Times New Roman"/>
+                <w:b/>
                 <w:noProof/>
                 <w:webHidden/>
                 <w:sz w:val="24"/>
@@ -24336,16 +24297,18 @@
             <w:r>
               <w:rPr>
                 <w:rFonts w:ascii="Times New Roman" w:hAnsi="Times New Roman" w:cs="Times New Roman"/>
+                <w:b/>
                 <w:noProof/>
                 <w:webHidden/>
                 <w:sz w:val="24"/>
                 <w:szCs w:val="24"/>
               </w:rPr>
-              <w:instrText xml:space="preserve"> PAGEREF _Toc226975448 \h </w:instrText>
-            </w:r>
-            <w:r>
-              <w:rPr>
-                <w:rFonts w:ascii="Times New Roman" w:hAnsi="Times New Roman" w:cs="Times New Roman"/>
+              <w:instrText xml:space="preserve"> PAGEREF _Toc229519989 \h </w:instrText>
+            </w:r>
+            <w:r>
+              <w:rPr>
+                <w:rFonts w:ascii="Times New Roman" w:hAnsi="Times New Roman" w:cs="Times New Roman"/>
+                <w:b/>
                 <w:noProof/>
                 <w:webHidden/>
                 <w:sz w:val="24"/>
@@ -24355,6 +24318,7 @@
             <w:r>
               <w:rPr>
                 <w:rFonts w:ascii="Times New Roman" w:hAnsi="Times New Roman" w:cs="Times New Roman"/>
+                <w:b/>
                 <w:noProof/>
                 <w:webHidden/>
                 <w:sz w:val="24"/>
@@ -24365,6 +24329,7 @@
             <w:r>
               <w:rPr>
                 <w:rFonts w:ascii="Times New Roman" w:hAnsi="Times New Roman" w:cs="Times New Roman"/>
+                <w:b/>
                 <w:noProof/>
                 <w:webHidden/>
                 <w:sz w:val="24"/>
@@ -24375,6 +24340,7 @@
             <w:r>
               <w:rPr>
                 <w:rFonts w:ascii="Times New Roman" w:hAnsi="Times New Roman" w:cs="Times New Roman"/>
+                <w:b/>
                 <w:noProof/>
                 <w:webHidden/>
                 <w:sz w:val="24"/>
@@ -24389,12 +24355,13 @@
             <w:pStyle w:val="TOC2"/>
             <w:rPr>
               <w:rFonts w:ascii="Times New Roman" w:eastAsiaTheme="minorEastAsia" w:hAnsi="Times New Roman" w:cs="Times New Roman"/>
+              <w:b/>
               <w:noProof/>
               <w:sz w:val="24"/>
               <w:szCs w:val="24"/>
             </w:rPr>
           </w:pPr>
-          <w:hyperlink w:anchor="_Toc226975449" w:history="1">
+          <w:hyperlink w:anchor="_Toc229519990" w:history="1">
             <w:r>
               <w:rPr>
                 <w:rStyle w:val="Hyperlink"/>
@@ -24409,26 +24376,28 @@
             <w:r>
               <w:rPr>
                 <w:rFonts w:ascii="Times New Roman" w:eastAsiaTheme="minorEastAsia" w:hAnsi="Times New Roman" w:cs="Times New Roman"/>
-                <w:noProof/>
-                <w:sz w:val="24"/>
-                <w:szCs w:val="24"/>
-              </w:rPr>
-              <w:tab/>
-            </w:r>
-            <w:r>
-              <w:rPr>
-                <w:rStyle w:val="Hyperlink"/>
-                <w:rFonts w:ascii="Times New Roman" w:hAnsi="Times New Roman" w:cs="Times New Roman"/>
                 <w:b/>
                 <w:noProof/>
                 <w:sz w:val="24"/>
                 <w:szCs w:val="24"/>
               </w:rPr>
+              <w:tab/>
+            </w:r>
+            <w:r>
+              <w:rPr>
+                <w:rStyle w:val="Hyperlink"/>
+                <w:rFonts w:ascii="Times New Roman" w:hAnsi="Times New Roman" w:cs="Times New Roman"/>
+                <w:b/>
+                <w:noProof/>
+                <w:sz w:val="24"/>
+                <w:szCs w:val="24"/>
+              </w:rPr>
               <w:t>Các mức kiểm thử</w:t>
             </w:r>
             <w:r>
               <w:rPr>
                 <w:rFonts w:ascii="Times New Roman" w:hAnsi="Times New Roman" w:cs="Times New Roman"/>
+                <w:b/>
                 <w:noProof/>
                 <w:webHidden/>
                 <w:sz w:val="24"/>
@@ -24439,6 +24408,7 @@
             <w:r>
               <w:rPr>
                 <w:rFonts w:ascii="Times New Roman" w:hAnsi="Times New Roman" w:cs="Times New Roman"/>
+                <w:b/>
                 <w:noProof/>
                 <w:webHidden/>
                 <w:sz w:val="24"/>
@@ -24449,16 +24419,18 @@
             <w:r>
               <w:rPr>
                 <w:rFonts w:ascii="Times New Roman" w:hAnsi="Times New Roman" w:cs="Times New Roman"/>
+                <w:b/>
                 <w:noProof/>
                 <w:webHidden/>
                 <w:sz w:val="24"/>
                 <w:szCs w:val="24"/>
               </w:rPr>
-              <w:instrText xml:space="preserve"> PAGEREF _Toc226975449 \h </w:instrText>
-            </w:r>
-            <w:r>
-              <w:rPr>
-                <w:rFonts w:ascii="Times New Roman" w:hAnsi="Times New Roman" w:cs="Times New Roman"/>
+              <w:instrText xml:space="preserve"> PAGEREF _Toc229519990 \h </w:instrText>
+            </w:r>
+            <w:r>
+              <w:rPr>
+                <w:rFonts w:ascii="Times New Roman" w:hAnsi="Times New Roman" w:cs="Times New Roman"/>
+                <w:b/>
                 <w:noProof/>
                 <w:webHidden/>
                 <w:sz w:val="24"/>
@@ -24468,6 +24440,7 @@
             <w:r>
               <w:rPr>
                 <w:rFonts w:ascii="Times New Roman" w:hAnsi="Times New Roman" w:cs="Times New Roman"/>
+                <w:b/>
                 <w:noProof/>
                 <w:webHidden/>
                 <w:sz w:val="24"/>
@@ -24478,6 +24451,7 @@
             <w:r>
               <w:rPr>
                 <w:rFonts w:ascii="Times New Roman" w:hAnsi="Times New Roman" w:cs="Times New Roman"/>
+                <w:b/>
                 <w:noProof/>
                 <w:webHidden/>
                 <w:sz w:val="24"/>
@@ -24488,6 +24462,7 @@
             <w:r>
               <w:rPr>
                 <w:rFonts w:ascii="Times New Roman" w:hAnsi="Times New Roman" w:cs="Times New Roman"/>
+                <w:b/>
                 <w:noProof/>
                 <w:webHidden/>
                 <w:sz w:val="24"/>
@@ -24504,7 +24479,7 @@
               <w:rFonts w:eastAsiaTheme="minorEastAsia"/>
             </w:rPr>
           </w:pPr>
-          <w:hyperlink w:anchor="_Toc226975450" w:history="1">
+          <w:hyperlink w:anchor="_Toc229519991" w:history="1">
             <w:r>
               <w:rPr>
                 <w:rStyle w:val="Hyperlink"/>
@@ -24539,7 +24514,7 @@
               <w:rPr>
                 <w:webHidden/>
               </w:rPr>
-              <w:instrText xml:space="preserve"> PAGEREF _Toc226975450 \h </w:instrText>
+              <w:instrText xml:space="preserve"> PAGEREF _Toc229519991 \h </w:instrText>
             </w:r>
             <w:r>
               <w:rPr>
@@ -24571,12 +24546,13 @@
             <w:pStyle w:val="TOC2"/>
             <w:rPr>
               <w:rFonts w:ascii="Times New Roman" w:eastAsiaTheme="minorEastAsia" w:hAnsi="Times New Roman" w:cs="Times New Roman"/>
+              <w:b/>
               <w:noProof/>
               <w:sz w:val="24"/>
               <w:szCs w:val="24"/>
             </w:rPr>
           </w:pPr>
-          <w:hyperlink w:anchor="_Toc226975451" w:history="1">
+          <w:hyperlink w:anchor="_Toc229519992" w:history="1">
             <w:r>
               <w:rPr>
                 <w:rStyle w:val="Hyperlink"/>
@@ -24591,26 +24567,28 @@
             <w:r>
               <w:rPr>
                 <w:rFonts w:ascii="Times New Roman" w:eastAsiaTheme="minorEastAsia" w:hAnsi="Times New Roman" w:cs="Times New Roman"/>
-                <w:noProof/>
-                <w:sz w:val="24"/>
-                <w:szCs w:val="24"/>
-              </w:rPr>
-              <w:tab/>
-            </w:r>
-            <w:r>
-              <w:rPr>
-                <w:rStyle w:val="Hyperlink"/>
-                <w:rFonts w:ascii="Times New Roman" w:hAnsi="Times New Roman" w:cs="Times New Roman"/>
                 <w:b/>
                 <w:noProof/>
                 <w:sz w:val="24"/>
                 <w:szCs w:val="24"/>
               </w:rPr>
+              <w:tab/>
+            </w:r>
+            <w:r>
+              <w:rPr>
+                <w:rStyle w:val="Hyperlink"/>
+                <w:rFonts w:ascii="Times New Roman" w:hAnsi="Times New Roman" w:cs="Times New Roman"/>
+                <w:b/>
+                <w:noProof/>
+                <w:sz w:val="24"/>
+                <w:szCs w:val="24"/>
+              </w:rPr>
               <w:t>Các chức năng kiểm thử trong Sprint 1</w:t>
             </w:r>
             <w:r>
               <w:rPr>
                 <w:rFonts w:ascii="Times New Roman" w:hAnsi="Times New Roman" w:cs="Times New Roman"/>
+                <w:b/>
                 <w:noProof/>
                 <w:webHidden/>
                 <w:sz w:val="24"/>
@@ -24621,6 +24599,7 @@
             <w:r>
               <w:rPr>
                 <w:rFonts w:ascii="Times New Roman" w:hAnsi="Times New Roman" w:cs="Times New Roman"/>
+                <w:b/>
                 <w:noProof/>
                 <w:webHidden/>
                 <w:sz w:val="24"/>
@@ -24631,16 +24610,18 @@
             <w:r>
               <w:rPr>
                 <w:rFonts w:ascii="Times New Roman" w:hAnsi="Times New Roman" w:cs="Times New Roman"/>
+                <w:b/>
                 <w:noProof/>
                 <w:webHidden/>
                 <w:sz w:val="24"/>
                 <w:szCs w:val="24"/>
               </w:rPr>
-              <w:instrText xml:space="preserve"> PAGEREF _Toc226975451 \h </w:instrText>
-            </w:r>
-            <w:r>
-              <w:rPr>
-                <w:rFonts w:ascii="Times New Roman" w:hAnsi="Times New Roman" w:cs="Times New Roman"/>
+              <w:instrText xml:space="preserve"> PAGEREF _Toc229519992 \h </w:instrText>
+            </w:r>
+            <w:r>
+              <w:rPr>
+                <w:rFonts w:ascii="Times New Roman" w:hAnsi="Times New Roman" w:cs="Times New Roman"/>
+                <w:b/>
                 <w:noProof/>
                 <w:webHidden/>
                 <w:sz w:val="24"/>
@@ -24650,6 +24631,7 @@
             <w:r>
               <w:rPr>
                 <w:rFonts w:ascii="Times New Roman" w:hAnsi="Times New Roman" w:cs="Times New Roman"/>
+                <w:b/>
                 <w:noProof/>
                 <w:webHidden/>
                 <w:sz w:val="24"/>
@@ -24660,6 +24642,7 @@
             <w:r>
               <w:rPr>
                 <w:rFonts w:ascii="Times New Roman" w:hAnsi="Times New Roman" w:cs="Times New Roman"/>
+                <w:b/>
                 <w:noProof/>
                 <w:webHidden/>
                 <w:sz w:val="24"/>
@@ -24670,6 +24653,7 @@
             <w:r>
               <w:rPr>
                 <w:rFonts w:ascii="Times New Roman" w:hAnsi="Times New Roman" w:cs="Times New Roman"/>
+                <w:b/>
                 <w:noProof/>
                 <w:webHidden/>
                 <w:sz w:val="24"/>
@@ -24684,12 +24668,13 @@
             <w:pStyle w:val="TOC2"/>
             <w:rPr>
               <w:rFonts w:ascii="Times New Roman" w:eastAsiaTheme="minorEastAsia" w:hAnsi="Times New Roman" w:cs="Times New Roman"/>
+              <w:b/>
               <w:noProof/>
               <w:sz w:val="24"/>
               <w:szCs w:val="24"/>
             </w:rPr>
           </w:pPr>
-          <w:hyperlink w:anchor="_Toc226975452" w:history="1">
+          <w:hyperlink w:anchor="_Toc229519993" w:history="1">
             <w:r>
               <w:rPr>
                 <w:rStyle w:val="Hyperlink"/>
@@ -24704,26 +24689,28 @@
             <w:r>
               <w:rPr>
                 <w:rFonts w:ascii="Times New Roman" w:eastAsiaTheme="minorEastAsia" w:hAnsi="Times New Roman" w:cs="Times New Roman"/>
-                <w:noProof/>
-                <w:sz w:val="24"/>
-                <w:szCs w:val="24"/>
-              </w:rPr>
-              <w:tab/>
-            </w:r>
-            <w:r>
-              <w:rPr>
-                <w:rStyle w:val="Hyperlink"/>
-                <w:rFonts w:ascii="Times New Roman" w:hAnsi="Times New Roman" w:cs="Times New Roman"/>
                 <w:b/>
                 <w:noProof/>
                 <w:sz w:val="24"/>
                 <w:szCs w:val="24"/>
               </w:rPr>
+              <w:tab/>
+            </w:r>
+            <w:r>
+              <w:rPr>
+                <w:rStyle w:val="Hyperlink"/>
+                <w:rFonts w:ascii="Times New Roman" w:hAnsi="Times New Roman" w:cs="Times New Roman"/>
+                <w:b/>
+                <w:noProof/>
+                <w:sz w:val="24"/>
+                <w:szCs w:val="24"/>
+              </w:rPr>
               <w:t>Các chức năng kiểm thử trong Sprint 2</w:t>
             </w:r>
             <w:r>
               <w:rPr>
                 <w:rFonts w:ascii="Times New Roman" w:hAnsi="Times New Roman" w:cs="Times New Roman"/>
+                <w:b/>
                 <w:noProof/>
                 <w:webHidden/>
                 <w:sz w:val="24"/>
@@ -24734,6 +24721,7 @@
             <w:r>
               <w:rPr>
                 <w:rFonts w:ascii="Times New Roman" w:hAnsi="Times New Roman" w:cs="Times New Roman"/>
+                <w:b/>
                 <w:noProof/>
                 <w:webHidden/>
                 <w:sz w:val="24"/>
@@ -24744,16 +24732,18 @@
             <w:r>
               <w:rPr>
                 <w:rFonts w:ascii="Times New Roman" w:hAnsi="Times New Roman" w:cs="Times New Roman"/>
+                <w:b/>
                 <w:noProof/>
                 <w:webHidden/>
                 <w:sz w:val="24"/>
                 <w:szCs w:val="24"/>
               </w:rPr>
-              <w:instrText xml:space="preserve"> PAGEREF _Toc226975452 \h </w:instrText>
-            </w:r>
-            <w:r>
-              <w:rPr>
-                <w:rFonts w:ascii="Times New Roman" w:hAnsi="Times New Roman" w:cs="Times New Roman"/>
+              <w:instrText xml:space="preserve"> PAGEREF _Toc229519993 \h </w:instrText>
+            </w:r>
+            <w:r>
+              <w:rPr>
+                <w:rFonts w:ascii="Times New Roman" w:hAnsi="Times New Roman" w:cs="Times New Roman"/>
+                <w:b/>
                 <w:noProof/>
                 <w:webHidden/>
                 <w:sz w:val="24"/>
@@ -24763,6 +24753,7 @@
             <w:r>
               <w:rPr>
                 <w:rFonts w:ascii="Times New Roman" w:hAnsi="Times New Roman" w:cs="Times New Roman"/>
+                <w:b/>
                 <w:noProof/>
                 <w:webHidden/>
                 <w:sz w:val="24"/>
@@ -24773,6 +24764,7 @@
             <w:r>
               <w:rPr>
                 <w:rFonts w:ascii="Times New Roman" w:hAnsi="Times New Roman" w:cs="Times New Roman"/>
+                <w:b/>
                 <w:noProof/>
                 <w:webHidden/>
                 <w:sz w:val="24"/>
@@ -24783,6 +24775,7 @@
             <w:r>
               <w:rPr>
                 <w:rFonts w:ascii="Times New Roman" w:hAnsi="Times New Roman" w:cs="Times New Roman"/>
+                <w:b/>
                 <w:noProof/>
                 <w:webHidden/>
                 <w:sz w:val="24"/>
@@ -24797,12 +24790,13 @@
             <w:pStyle w:val="TOC2"/>
             <w:rPr>
               <w:rFonts w:ascii="Times New Roman" w:eastAsiaTheme="minorEastAsia" w:hAnsi="Times New Roman" w:cs="Times New Roman"/>
+              <w:b/>
               <w:noProof/>
               <w:sz w:val="24"/>
               <w:szCs w:val="24"/>
             </w:rPr>
           </w:pPr>
-          <w:hyperlink w:anchor="_Toc226975453" w:history="1">
+          <w:hyperlink w:anchor="_Toc229519994" w:history="1">
             <w:r>
               <w:rPr>
                 <w:rStyle w:val="Hyperlink"/>
@@ -24817,26 +24811,28 @@
             <w:r>
               <w:rPr>
                 <w:rFonts w:ascii="Times New Roman" w:eastAsiaTheme="minorEastAsia" w:hAnsi="Times New Roman" w:cs="Times New Roman"/>
-                <w:noProof/>
-                <w:sz w:val="24"/>
-                <w:szCs w:val="24"/>
-              </w:rPr>
-              <w:tab/>
-            </w:r>
-            <w:r>
-              <w:rPr>
-                <w:rStyle w:val="Hyperlink"/>
-                <w:rFonts w:ascii="Times New Roman" w:hAnsi="Times New Roman" w:cs="Times New Roman"/>
                 <w:b/>
                 <w:noProof/>
                 <w:sz w:val="24"/>
                 <w:szCs w:val="24"/>
               </w:rPr>
+              <w:tab/>
+            </w:r>
+            <w:r>
+              <w:rPr>
+                <w:rStyle w:val="Hyperlink"/>
+                <w:rFonts w:ascii="Times New Roman" w:hAnsi="Times New Roman" w:cs="Times New Roman"/>
+                <w:b/>
+                <w:noProof/>
+                <w:sz w:val="24"/>
+                <w:szCs w:val="24"/>
+              </w:rPr>
               <w:t>Các chức năng không được kiểm thử</w:t>
             </w:r>
             <w:r>
               <w:rPr>
                 <w:rFonts w:ascii="Times New Roman" w:hAnsi="Times New Roman" w:cs="Times New Roman"/>
+                <w:b/>
                 <w:noProof/>
                 <w:webHidden/>
                 <w:sz w:val="24"/>
@@ -24847,6 +24843,7 @@
             <w:r>
               <w:rPr>
                 <w:rFonts w:ascii="Times New Roman" w:hAnsi="Times New Roman" w:cs="Times New Roman"/>
+                <w:b/>
                 <w:noProof/>
                 <w:webHidden/>
                 <w:sz w:val="24"/>
@@ -24857,16 +24854,18 @@
             <w:r>
               <w:rPr>
                 <w:rFonts w:ascii="Times New Roman" w:hAnsi="Times New Roman" w:cs="Times New Roman"/>
+                <w:b/>
                 <w:noProof/>
                 <w:webHidden/>
                 <w:sz w:val="24"/>
                 <w:szCs w:val="24"/>
               </w:rPr>
-              <w:instrText xml:space="preserve"> PAGEREF _Toc226975453 \h </w:instrText>
-            </w:r>
-            <w:r>
-              <w:rPr>
-                <w:rFonts w:ascii="Times New Roman" w:hAnsi="Times New Roman" w:cs="Times New Roman"/>
+              <w:instrText xml:space="preserve"> PAGEREF _Toc229519994 \h </w:instrText>
+            </w:r>
+            <w:r>
+              <w:rPr>
+                <w:rFonts w:ascii="Times New Roman" w:hAnsi="Times New Roman" w:cs="Times New Roman"/>
+                <w:b/>
                 <w:noProof/>
                 <w:webHidden/>
                 <w:sz w:val="24"/>
@@ -24876,6 +24875,7 @@
             <w:r>
               <w:rPr>
                 <w:rFonts w:ascii="Times New Roman" w:hAnsi="Times New Roman" w:cs="Times New Roman"/>
+                <w:b/>
                 <w:noProof/>
                 <w:webHidden/>
                 <w:sz w:val="24"/>
@@ -24886,6 +24886,7 @@
             <w:r>
               <w:rPr>
                 <w:rFonts w:ascii="Times New Roman" w:hAnsi="Times New Roman" w:cs="Times New Roman"/>
+                <w:b/>
                 <w:noProof/>
                 <w:webHidden/>
                 <w:sz w:val="24"/>
@@ -24896,6 +24897,7 @@
             <w:r>
               <w:rPr>
                 <w:rFonts w:ascii="Times New Roman" w:hAnsi="Times New Roman" w:cs="Times New Roman"/>
+                <w:b/>
                 <w:noProof/>
                 <w:webHidden/>
                 <w:sz w:val="24"/>
@@ -24910,12 +24912,13 @@
             <w:pStyle w:val="TOC2"/>
             <w:rPr>
               <w:rFonts w:ascii="Times New Roman" w:eastAsiaTheme="minorEastAsia" w:hAnsi="Times New Roman" w:cs="Times New Roman"/>
+              <w:b/>
               <w:noProof/>
               <w:sz w:val="24"/>
               <w:szCs w:val="24"/>
             </w:rPr>
           </w:pPr>
-          <w:hyperlink w:anchor="_Toc226975454" w:history="1">
+          <w:hyperlink w:anchor="_Toc229519995" w:history="1">
             <w:r>
               <w:rPr>
                 <w:rStyle w:val="Hyperlink"/>
@@ -24930,26 +24933,28 @@
             <w:r>
               <w:rPr>
                 <w:rFonts w:ascii="Times New Roman" w:eastAsiaTheme="minorEastAsia" w:hAnsi="Times New Roman" w:cs="Times New Roman"/>
-                <w:noProof/>
-                <w:sz w:val="24"/>
-                <w:szCs w:val="24"/>
-              </w:rPr>
-              <w:tab/>
-            </w:r>
-            <w:r>
-              <w:rPr>
-                <w:rStyle w:val="Hyperlink"/>
-                <w:rFonts w:ascii="Times New Roman" w:hAnsi="Times New Roman" w:cs="Times New Roman"/>
                 <w:b/>
                 <w:noProof/>
                 <w:sz w:val="24"/>
                 <w:szCs w:val="24"/>
               </w:rPr>
+              <w:tab/>
+            </w:r>
+            <w:r>
+              <w:rPr>
+                <w:rStyle w:val="Hyperlink"/>
+                <w:rFonts w:ascii="Times New Roman" w:hAnsi="Times New Roman" w:cs="Times New Roman"/>
+                <w:b/>
+                <w:noProof/>
+                <w:sz w:val="24"/>
+                <w:szCs w:val="24"/>
+              </w:rPr>
               <w:t>Các tài liệu</w:t>
             </w:r>
             <w:r>
               <w:rPr>
                 <w:rFonts w:ascii="Times New Roman" w:hAnsi="Times New Roman" w:cs="Times New Roman"/>
+                <w:b/>
                 <w:noProof/>
                 <w:webHidden/>
                 <w:sz w:val="24"/>
@@ -24960,6 +24965,7 @@
             <w:r>
               <w:rPr>
                 <w:rFonts w:ascii="Times New Roman" w:hAnsi="Times New Roman" w:cs="Times New Roman"/>
+                <w:b/>
                 <w:noProof/>
                 <w:webHidden/>
                 <w:sz w:val="24"/>
@@ -24970,16 +24976,18 @@
             <w:r>
               <w:rPr>
                 <w:rFonts w:ascii="Times New Roman" w:hAnsi="Times New Roman" w:cs="Times New Roman"/>
+                <w:b/>
                 <w:noProof/>
                 <w:webHidden/>
                 <w:sz w:val="24"/>
                 <w:szCs w:val="24"/>
               </w:rPr>
-              <w:instrText xml:space="preserve"> PAGEREF _Toc226975454 \h </w:instrText>
-            </w:r>
-            <w:r>
-              <w:rPr>
-                <w:rFonts w:ascii="Times New Roman" w:hAnsi="Times New Roman" w:cs="Times New Roman"/>
+              <w:instrText xml:space="preserve"> PAGEREF _Toc229519995 \h </w:instrText>
+            </w:r>
+            <w:r>
+              <w:rPr>
+                <w:rFonts w:ascii="Times New Roman" w:hAnsi="Times New Roman" w:cs="Times New Roman"/>
+                <w:b/>
                 <w:noProof/>
                 <w:webHidden/>
                 <w:sz w:val="24"/>
@@ -24989,6 +24997,7 @@
             <w:r>
               <w:rPr>
                 <w:rFonts w:ascii="Times New Roman" w:hAnsi="Times New Roman" w:cs="Times New Roman"/>
+                <w:b/>
                 <w:noProof/>
                 <w:webHidden/>
                 <w:sz w:val="24"/>
@@ -24999,6 +25008,7 @@
             <w:r>
               <w:rPr>
                 <w:rFonts w:ascii="Times New Roman" w:hAnsi="Times New Roman" w:cs="Times New Roman"/>
+                <w:b/>
                 <w:noProof/>
                 <w:webHidden/>
                 <w:sz w:val="24"/>
@@ -25009,6 +25019,7 @@
             <w:r>
               <w:rPr>
                 <w:rFonts w:ascii="Times New Roman" w:hAnsi="Times New Roman" w:cs="Times New Roman"/>
+                <w:b/>
                 <w:noProof/>
                 <w:webHidden/>
                 <w:sz w:val="24"/>
@@ -25023,12 +25034,13 @@
             <w:pStyle w:val="TOC2"/>
             <w:rPr>
               <w:rFonts w:ascii="Times New Roman" w:eastAsiaTheme="minorEastAsia" w:hAnsi="Times New Roman" w:cs="Times New Roman"/>
+              <w:b/>
               <w:noProof/>
               <w:sz w:val="24"/>
               <w:szCs w:val="24"/>
             </w:rPr>
           </w:pPr>
-          <w:hyperlink w:anchor="_Toc226975455" w:history="1">
+          <w:hyperlink w:anchor="_Toc229519996" w:history="1">
             <w:r>
               <w:rPr>
                 <w:rStyle w:val="Hyperlink"/>
@@ -25043,26 +25055,28 @@
             <w:r>
               <w:rPr>
                 <w:rFonts w:ascii="Times New Roman" w:eastAsiaTheme="minorEastAsia" w:hAnsi="Times New Roman" w:cs="Times New Roman"/>
-                <w:noProof/>
-                <w:sz w:val="24"/>
-                <w:szCs w:val="24"/>
-              </w:rPr>
-              <w:tab/>
-            </w:r>
-            <w:r>
-              <w:rPr>
-                <w:rStyle w:val="Hyperlink"/>
-                <w:rFonts w:ascii="Times New Roman" w:hAnsi="Times New Roman" w:cs="Times New Roman"/>
                 <w:b/>
                 <w:noProof/>
                 <w:sz w:val="24"/>
                 <w:szCs w:val="24"/>
               </w:rPr>
+              <w:tab/>
+            </w:r>
+            <w:r>
+              <w:rPr>
+                <w:rStyle w:val="Hyperlink"/>
+                <w:rFonts w:ascii="Times New Roman" w:hAnsi="Times New Roman" w:cs="Times New Roman"/>
+                <w:b/>
+                <w:noProof/>
+                <w:sz w:val="24"/>
+                <w:szCs w:val="24"/>
+              </w:rPr>
               <w:t>Lịch trình kiểm thử</w:t>
             </w:r>
             <w:r>
               <w:rPr>
                 <w:rFonts w:ascii="Times New Roman" w:hAnsi="Times New Roman" w:cs="Times New Roman"/>
+                <w:b/>
                 <w:noProof/>
                 <w:webHidden/>
                 <w:sz w:val="24"/>
@@ -25073,6 +25087,7 @@
             <w:r>
               <w:rPr>
                 <w:rFonts w:ascii="Times New Roman" w:hAnsi="Times New Roman" w:cs="Times New Roman"/>
+                <w:b/>
                 <w:noProof/>
                 <w:webHidden/>
                 <w:sz w:val="24"/>
@@ -25083,16 +25098,18 @@
             <w:r>
               <w:rPr>
                 <w:rFonts w:ascii="Times New Roman" w:hAnsi="Times New Roman" w:cs="Times New Roman"/>
+                <w:b/>
                 <w:noProof/>
                 <w:webHidden/>
                 <w:sz w:val="24"/>
                 <w:szCs w:val="24"/>
               </w:rPr>
-              <w:instrText xml:space="preserve"> PAGEREF _Toc226975455 \h </w:instrText>
-            </w:r>
-            <w:r>
-              <w:rPr>
-                <w:rFonts w:ascii="Times New Roman" w:hAnsi="Times New Roman" w:cs="Times New Roman"/>
+              <w:instrText xml:space="preserve"> PAGEREF _Toc229519996 \h </w:instrText>
+            </w:r>
+            <w:r>
+              <w:rPr>
+                <w:rFonts w:ascii="Times New Roman" w:hAnsi="Times New Roman" w:cs="Times New Roman"/>
+                <w:b/>
                 <w:noProof/>
                 <w:webHidden/>
                 <w:sz w:val="24"/>
@@ -25102,6 +25119,7 @@
             <w:r>
               <w:rPr>
                 <w:rFonts w:ascii="Times New Roman" w:hAnsi="Times New Roman" w:cs="Times New Roman"/>
+                <w:b/>
                 <w:noProof/>
                 <w:webHidden/>
                 <w:sz w:val="24"/>
@@ -25112,6 +25130,7 @@
             <w:r>
               <w:rPr>
                 <w:rFonts w:ascii="Times New Roman" w:hAnsi="Times New Roman" w:cs="Times New Roman"/>
+                <w:b/>
                 <w:noProof/>
                 <w:webHidden/>
                 <w:sz w:val="24"/>
@@ -25122,6 +25141,7 @@
             <w:r>
               <w:rPr>
                 <w:rFonts w:ascii="Times New Roman" w:hAnsi="Times New Roman" w:cs="Times New Roman"/>
+                <w:b/>
                 <w:noProof/>
                 <w:webHidden/>
                 <w:sz w:val="24"/>
@@ -25136,12 +25156,13 @@
             <w:pStyle w:val="TOC3"/>
             <w:rPr>
               <w:rFonts w:ascii="Times New Roman" w:eastAsiaTheme="minorEastAsia" w:hAnsi="Times New Roman" w:cs="Times New Roman"/>
+              <w:b/>
               <w:noProof/>
               <w:sz w:val="24"/>
               <w:szCs w:val="24"/>
             </w:rPr>
           </w:pPr>
-          <w:hyperlink w:anchor="_Toc226975456" w:history="1">
+          <w:hyperlink w:anchor="_Toc229519997" w:history="1">
             <w:r>
               <w:rPr>
                 <w:rStyle w:val="Hyperlink"/>
@@ -25156,26 +25177,28 @@
             <w:r>
               <w:rPr>
                 <w:rFonts w:ascii="Times New Roman" w:eastAsiaTheme="minorEastAsia" w:hAnsi="Times New Roman" w:cs="Times New Roman"/>
-                <w:noProof/>
-                <w:sz w:val="24"/>
-                <w:szCs w:val="24"/>
-              </w:rPr>
-              <w:tab/>
-            </w:r>
-            <w:r>
-              <w:rPr>
-                <w:rStyle w:val="Hyperlink"/>
-                <w:rFonts w:ascii="Times New Roman" w:hAnsi="Times New Roman" w:cs="Times New Roman"/>
                 <w:b/>
                 <w:noProof/>
                 <w:sz w:val="24"/>
                 <w:szCs w:val="24"/>
               </w:rPr>
+              <w:tab/>
+            </w:r>
+            <w:r>
+              <w:rPr>
+                <w:rStyle w:val="Hyperlink"/>
+                <w:rFonts w:ascii="Times New Roman" w:hAnsi="Times New Roman" w:cs="Times New Roman"/>
+                <w:b/>
+                <w:noProof/>
+                <w:sz w:val="24"/>
+                <w:szCs w:val="24"/>
+              </w:rPr>
               <w:t>Sprint 1</w:t>
             </w:r>
             <w:r>
               <w:rPr>
                 <w:rFonts w:ascii="Times New Roman" w:hAnsi="Times New Roman" w:cs="Times New Roman"/>
+                <w:b/>
                 <w:noProof/>
                 <w:webHidden/>
                 <w:sz w:val="24"/>
@@ -25186,6 +25209,7 @@
             <w:r>
               <w:rPr>
                 <w:rFonts w:ascii="Times New Roman" w:hAnsi="Times New Roman" w:cs="Times New Roman"/>
+                <w:b/>
                 <w:noProof/>
                 <w:webHidden/>
                 <w:sz w:val="24"/>
@@ -25196,16 +25220,18 @@
             <w:r>
               <w:rPr>
                 <w:rFonts w:ascii="Times New Roman" w:hAnsi="Times New Roman" w:cs="Times New Roman"/>
+                <w:b/>
                 <w:noProof/>
                 <w:webHidden/>
                 <w:sz w:val="24"/>
                 <w:szCs w:val="24"/>
               </w:rPr>
-              <w:instrText xml:space="preserve"> PAGEREF _Toc226975456 \h </w:instrText>
-            </w:r>
-            <w:r>
-              <w:rPr>
-                <w:rFonts w:ascii="Times New Roman" w:hAnsi="Times New Roman" w:cs="Times New Roman"/>
+              <w:instrText xml:space="preserve"> PAGEREF _Toc229519997 \h </w:instrText>
+            </w:r>
+            <w:r>
+              <w:rPr>
+                <w:rFonts w:ascii="Times New Roman" w:hAnsi="Times New Roman" w:cs="Times New Roman"/>
+                <w:b/>
                 <w:noProof/>
                 <w:webHidden/>
                 <w:sz w:val="24"/>
@@ -25215,6 +25241,7 @@
             <w:r>
               <w:rPr>
                 <w:rFonts w:ascii="Times New Roman" w:hAnsi="Times New Roman" w:cs="Times New Roman"/>
+                <w:b/>
                 <w:noProof/>
                 <w:webHidden/>
                 <w:sz w:val="24"/>
@@ -25225,6 +25252,7 @@
             <w:r>
               <w:rPr>
                 <w:rFonts w:ascii="Times New Roman" w:hAnsi="Times New Roman" w:cs="Times New Roman"/>
+                <w:b/>
                 <w:noProof/>
                 <w:webHidden/>
                 <w:sz w:val="24"/>
@@ -25235,6 +25263,7 @@
             <w:r>
               <w:rPr>
                 <w:rFonts w:ascii="Times New Roman" w:hAnsi="Times New Roman" w:cs="Times New Roman"/>
+                <w:b/>
                 <w:noProof/>
                 <w:webHidden/>
                 <w:sz w:val="24"/>
@@ -25249,12 +25278,13 @@
             <w:pStyle w:val="TOC3"/>
             <w:rPr>
               <w:rFonts w:ascii="Times New Roman" w:eastAsiaTheme="minorEastAsia" w:hAnsi="Times New Roman" w:cs="Times New Roman"/>
+              <w:b/>
               <w:noProof/>
               <w:sz w:val="24"/>
               <w:szCs w:val="24"/>
             </w:rPr>
           </w:pPr>
-          <w:hyperlink w:anchor="_Toc226975457" w:history="1">
+          <w:hyperlink w:anchor="_Toc229519998" w:history="1">
             <w:r>
               <w:rPr>
                 <w:rStyle w:val="Hyperlink"/>
@@ -25269,26 +25299,28 @@
             <w:r>
               <w:rPr>
                 <w:rFonts w:ascii="Times New Roman" w:eastAsiaTheme="minorEastAsia" w:hAnsi="Times New Roman" w:cs="Times New Roman"/>
-                <w:noProof/>
-                <w:sz w:val="24"/>
-                <w:szCs w:val="24"/>
-              </w:rPr>
-              <w:tab/>
-            </w:r>
-            <w:r>
-              <w:rPr>
-                <w:rStyle w:val="Hyperlink"/>
-                <w:rFonts w:ascii="Times New Roman" w:hAnsi="Times New Roman" w:cs="Times New Roman"/>
                 <w:b/>
                 <w:noProof/>
                 <w:sz w:val="24"/>
                 <w:szCs w:val="24"/>
               </w:rPr>
+              <w:tab/>
+            </w:r>
+            <w:r>
+              <w:rPr>
+                <w:rStyle w:val="Hyperlink"/>
+                <w:rFonts w:ascii="Times New Roman" w:hAnsi="Times New Roman" w:cs="Times New Roman"/>
+                <w:b/>
+                <w:noProof/>
+                <w:sz w:val="24"/>
+                <w:szCs w:val="24"/>
+              </w:rPr>
               <w:t>Sprint 2</w:t>
             </w:r>
             <w:r>
               <w:rPr>
                 <w:rFonts w:ascii="Times New Roman" w:hAnsi="Times New Roman" w:cs="Times New Roman"/>
+                <w:b/>
                 <w:noProof/>
                 <w:webHidden/>
                 <w:sz w:val="24"/>
@@ -25299,6 +25331,7 @@
             <w:r>
               <w:rPr>
                 <w:rFonts w:ascii="Times New Roman" w:hAnsi="Times New Roman" w:cs="Times New Roman"/>
+                <w:b/>
                 <w:noProof/>
                 <w:webHidden/>
                 <w:sz w:val="24"/>
@@ -25309,16 +25342,18 @@
             <w:r>
               <w:rPr>
                 <w:rFonts w:ascii="Times New Roman" w:hAnsi="Times New Roman" w:cs="Times New Roman"/>
+                <w:b/>
                 <w:noProof/>
                 <w:webHidden/>
                 <w:sz w:val="24"/>
                 <w:szCs w:val="24"/>
               </w:rPr>
-              <w:instrText xml:space="preserve"> PAGEREF _Toc226975457 \h </w:instrText>
-            </w:r>
-            <w:r>
-              <w:rPr>
-                <w:rFonts w:ascii="Times New Roman" w:hAnsi="Times New Roman" w:cs="Times New Roman"/>
+              <w:instrText xml:space="preserve"> PAGEREF _Toc229519998 \h </w:instrText>
+            </w:r>
+            <w:r>
+              <w:rPr>
+                <w:rFonts w:ascii="Times New Roman" w:hAnsi="Times New Roman" w:cs="Times New Roman"/>
+                <w:b/>
                 <w:noProof/>
                 <w:webHidden/>
                 <w:sz w:val="24"/>
@@ -25328,6 +25363,7 @@
             <w:r>
               <w:rPr>
                 <w:rFonts w:ascii="Times New Roman" w:hAnsi="Times New Roman" w:cs="Times New Roman"/>
+                <w:b/>
                 <w:noProof/>
                 <w:webHidden/>
                 <w:sz w:val="24"/>
@@ -25338,6 +25374,7 @@
             <w:r>
               <w:rPr>
                 <w:rFonts w:ascii="Times New Roman" w:hAnsi="Times New Roman" w:cs="Times New Roman"/>
+                <w:b/>
                 <w:noProof/>
                 <w:webHidden/>
                 <w:sz w:val="24"/>
@@ -25348,6 +25385,7 @@
             <w:r>
               <w:rPr>
                 <w:rFonts w:ascii="Times New Roman" w:hAnsi="Times New Roman" w:cs="Times New Roman"/>
+                <w:b/>
                 <w:noProof/>
                 <w:webHidden/>
                 <w:sz w:val="24"/>
@@ -25364,7 +25402,7 @@
               <w:rFonts w:eastAsiaTheme="minorEastAsia"/>
             </w:rPr>
           </w:pPr>
-          <w:hyperlink w:anchor="_Toc226975458" w:history="1">
+          <w:hyperlink w:anchor="_Toc229519999" w:history="1">
             <w:r>
               <w:rPr>
                 <w:rStyle w:val="Hyperlink"/>
@@ -25399,7 +25437,7 @@
               <w:rPr>
                 <w:webHidden/>
               </w:rPr>
-              <w:instrText xml:space="preserve"> PAGEREF _Toc226975458 \h </w:instrText>
+              <w:instrText xml:space="preserve"> PAGEREF _Toc229519999 \h </w:instrText>
             </w:r>
             <w:r>
               <w:rPr>
@@ -25433,7 +25471,7 @@
               <w:rFonts w:eastAsiaTheme="minorEastAsia"/>
             </w:rPr>
           </w:pPr>
-          <w:hyperlink w:anchor="_Toc226975459" w:history="1">
+          <w:hyperlink w:anchor="_Toc229520000" w:history="1">
             <w:r>
               <w:rPr>
                 <w:rStyle w:val="Hyperlink"/>
@@ -25468,7 +25506,7 @@
               <w:rPr>
                 <w:webHidden/>
               </w:rPr>
-              <w:instrText xml:space="preserve"> PAGEREF _Toc226975459 \h </w:instrText>
+              <w:instrText xml:space="preserve"> PAGEREF _Toc229520000 \h </w:instrText>
             </w:r>
             <w:r>
               <w:rPr>
@@ -25485,7 +25523,7 @@
               <w:rPr>
                 <w:webHidden/>
               </w:rPr>
-              <w:t>9</w:t>
+              <w:t>10</w:t>
             </w:r>
             <w:r>
               <w:rPr>
@@ -25500,12 +25538,13 @@
             <w:pStyle w:val="TOC2"/>
             <w:rPr>
               <w:rFonts w:ascii="Times New Roman" w:eastAsiaTheme="minorEastAsia" w:hAnsi="Times New Roman" w:cs="Times New Roman"/>
+              <w:b/>
               <w:noProof/>
               <w:sz w:val="24"/>
               <w:szCs w:val="24"/>
             </w:rPr>
           </w:pPr>
-          <w:hyperlink w:anchor="_Toc226975460" w:history="1">
+          <w:hyperlink w:anchor="_Toc229520001" w:history="1">
             <w:r>
               <w:rPr>
                 <w:rStyle w:val="Hyperlink"/>
@@ -25520,26 +25559,28 @@
             <w:r>
               <w:rPr>
                 <w:rFonts w:ascii="Times New Roman" w:eastAsiaTheme="minorEastAsia" w:hAnsi="Times New Roman" w:cs="Times New Roman"/>
-                <w:noProof/>
-                <w:sz w:val="24"/>
-                <w:szCs w:val="24"/>
-              </w:rPr>
-              <w:tab/>
-            </w:r>
-            <w:r>
-              <w:rPr>
-                <w:rStyle w:val="Hyperlink"/>
-                <w:rFonts w:ascii="Times New Roman" w:hAnsi="Times New Roman" w:cs="Times New Roman"/>
                 <w:b/>
                 <w:noProof/>
                 <w:sz w:val="24"/>
                 <w:szCs w:val="24"/>
               </w:rPr>
+              <w:tab/>
+            </w:r>
+            <w:r>
+              <w:rPr>
+                <w:rStyle w:val="Hyperlink"/>
+                <w:rFonts w:ascii="Times New Roman" w:hAnsi="Times New Roman" w:cs="Times New Roman"/>
+                <w:b/>
+                <w:noProof/>
+                <w:sz w:val="24"/>
+                <w:szCs w:val="24"/>
+              </w:rPr>
               <w:t>Phần cứng và phần mềm</w:t>
             </w:r>
             <w:r>
               <w:rPr>
                 <w:rFonts w:ascii="Times New Roman" w:hAnsi="Times New Roman" w:cs="Times New Roman"/>
+                <w:b/>
                 <w:noProof/>
                 <w:webHidden/>
                 <w:sz w:val="24"/>
@@ -25550,6 +25591,7 @@
             <w:r>
               <w:rPr>
                 <w:rFonts w:ascii="Times New Roman" w:hAnsi="Times New Roman" w:cs="Times New Roman"/>
+                <w:b/>
                 <w:noProof/>
                 <w:webHidden/>
                 <w:sz w:val="24"/>
@@ -25560,16 +25602,18 @@
             <w:r>
               <w:rPr>
                 <w:rFonts w:ascii="Times New Roman" w:hAnsi="Times New Roman" w:cs="Times New Roman"/>
+                <w:b/>
                 <w:noProof/>
                 <w:webHidden/>
                 <w:sz w:val="24"/>
                 <w:szCs w:val="24"/>
               </w:rPr>
-              <w:instrText xml:space="preserve"> PAGEREF _Toc226975460 \h </w:instrText>
-            </w:r>
-            <w:r>
-              <w:rPr>
-                <w:rFonts w:ascii="Times New Roman" w:hAnsi="Times New Roman" w:cs="Times New Roman"/>
+              <w:instrText xml:space="preserve"> PAGEREF _Toc229520001 \h </w:instrText>
+            </w:r>
+            <w:r>
+              <w:rPr>
+                <w:rFonts w:ascii="Times New Roman" w:hAnsi="Times New Roman" w:cs="Times New Roman"/>
+                <w:b/>
                 <w:noProof/>
                 <w:webHidden/>
                 <w:sz w:val="24"/>
@@ -25579,6 +25623,7 @@
             <w:r>
               <w:rPr>
                 <w:rFonts w:ascii="Times New Roman" w:hAnsi="Times New Roman" w:cs="Times New Roman"/>
+                <w:b/>
                 <w:noProof/>
                 <w:webHidden/>
                 <w:sz w:val="24"/>
@@ -25589,16 +25634,18 @@
             <w:r>
               <w:rPr>
                 <w:rFonts w:ascii="Times New Roman" w:hAnsi="Times New Roman" w:cs="Times New Roman"/>
+                <w:b/>
                 <w:noProof/>
                 <w:webHidden/>
                 <w:sz w:val="24"/>
                 <w:szCs w:val="24"/>
               </w:rPr>
-              <w:t>9</w:t>
-            </w:r>
-            <w:r>
-              <w:rPr>
-                <w:rFonts w:ascii="Times New Roman" w:hAnsi="Times New Roman" w:cs="Times New Roman"/>
+              <w:t>10</w:t>
+            </w:r>
+            <w:r>
+              <w:rPr>
+                <w:rFonts w:ascii="Times New Roman" w:hAnsi="Times New Roman" w:cs="Times New Roman"/>
+                <w:b/>
                 <w:noProof/>
                 <w:webHidden/>
                 <w:sz w:val="24"/>
@@ -25613,12 +25660,13 @@
             <w:pStyle w:val="TOC2"/>
             <w:rPr>
               <w:rFonts w:ascii="Times New Roman" w:eastAsiaTheme="minorEastAsia" w:hAnsi="Times New Roman" w:cs="Times New Roman"/>
+              <w:b/>
               <w:noProof/>
               <w:sz w:val="24"/>
               <w:szCs w:val="24"/>
             </w:rPr>
           </w:pPr>
-          <w:hyperlink w:anchor="_Toc226975461" w:history="1">
+          <w:hyperlink w:anchor="_Toc229520002" w:history="1">
             <w:r>
               <w:rPr>
                 <w:rStyle w:val="Hyperlink"/>
@@ -25633,26 +25681,28 @@
             <w:r>
               <w:rPr>
                 <w:rFonts w:ascii="Times New Roman" w:eastAsiaTheme="minorEastAsia" w:hAnsi="Times New Roman" w:cs="Times New Roman"/>
-                <w:noProof/>
-                <w:sz w:val="24"/>
-                <w:szCs w:val="24"/>
-              </w:rPr>
-              <w:tab/>
-            </w:r>
-            <w:r>
-              <w:rPr>
-                <w:rStyle w:val="Hyperlink"/>
-                <w:rFonts w:ascii="Times New Roman" w:hAnsi="Times New Roman" w:cs="Times New Roman"/>
                 <w:b/>
                 <w:noProof/>
                 <w:sz w:val="24"/>
                 <w:szCs w:val="24"/>
               </w:rPr>
+              <w:tab/>
+            </w:r>
+            <w:r>
+              <w:rPr>
+                <w:rStyle w:val="Hyperlink"/>
+                <w:rFonts w:ascii="Times New Roman" w:hAnsi="Times New Roman" w:cs="Times New Roman"/>
+                <w:b/>
+                <w:noProof/>
+                <w:sz w:val="24"/>
+                <w:szCs w:val="24"/>
+              </w:rPr>
               <w:t>Các công cụ hỗ trợ</w:t>
             </w:r>
             <w:r>
               <w:rPr>
                 <w:rFonts w:ascii="Times New Roman" w:hAnsi="Times New Roman" w:cs="Times New Roman"/>
+                <w:b/>
                 <w:noProof/>
                 <w:webHidden/>
                 <w:sz w:val="24"/>
@@ -25663,6 +25713,7 @@
             <w:r>
               <w:rPr>
                 <w:rFonts w:ascii="Times New Roman" w:hAnsi="Times New Roman" w:cs="Times New Roman"/>
+                <w:b/>
                 <w:noProof/>
                 <w:webHidden/>
                 <w:sz w:val="24"/>
@@ -25673,16 +25724,18 @@
             <w:r>
               <w:rPr>
                 <w:rFonts w:ascii="Times New Roman" w:hAnsi="Times New Roman" w:cs="Times New Roman"/>
+                <w:b/>
                 <w:noProof/>
                 <w:webHidden/>
                 <w:sz w:val="24"/>
                 <w:szCs w:val="24"/>
               </w:rPr>
-              <w:instrText xml:space="preserve"> PAGEREF _Toc226975461 \h </w:instrText>
-            </w:r>
-            <w:r>
-              <w:rPr>
-                <w:rFonts w:ascii="Times New Roman" w:hAnsi="Times New Roman" w:cs="Times New Roman"/>
+              <w:instrText xml:space="preserve"> PAGEREF _Toc229520002 \h </w:instrText>
+            </w:r>
+            <w:r>
+              <w:rPr>
+                <w:rFonts w:ascii="Times New Roman" w:hAnsi="Times New Roman" w:cs="Times New Roman"/>
+                <w:b/>
                 <w:noProof/>
                 <w:webHidden/>
                 <w:sz w:val="24"/>
@@ -25692,6 +25745,7 @@
             <w:r>
               <w:rPr>
                 <w:rFonts w:ascii="Times New Roman" w:hAnsi="Times New Roman" w:cs="Times New Roman"/>
+                <w:b/>
                 <w:noProof/>
                 <w:webHidden/>
                 <w:sz w:val="24"/>
@@ -25702,6 +25756,7 @@
             <w:r>
               <w:rPr>
                 <w:rFonts w:ascii="Times New Roman" w:hAnsi="Times New Roman" w:cs="Times New Roman"/>
+                <w:b/>
                 <w:noProof/>
                 <w:webHidden/>
                 <w:sz w:val="24"/>
@@ -25712,6 +25767,7 @@
             <w:r>
               <w:rPr>
                 <w:rFonts w:ascii="Times New Roman" w:hAnsi="Times New Roman" w:cs="Times New Roman"/>
+                <w:b/>
                 <w:noProof/>
                 <w:webHidden/>
                 <w:sz w:val="24"/>
@@ -25728,7 +25784,7 @@
               <w:rFonts w:eastAsiaTheme="minorEastAsia"/>
             </w:rPr>
           </w:pPr>
-          <w:hyperlink w:anchor="_Toc226975462" w:history="1">
+          <w:hyperlink w:anchor="_Toc229520003" w:history="1">
             <w:r>
               <w:rPr>
                 <w:rStyle w:val="Hyperlink"/>
@@ -25763,7 +25819,7 @@
               <w:rPr>
                 <w:webHidden/>
               </w:rPr>
-              <w:instrText xml:space="preserve"> PAGEREF _Toc226975462 \h </w:instrText>
+              <w:instrText xml:space="preserve"> PAGEREF _Toc229520003 \h </w:instrText>
             </w:r>
             <w:r>
               <w:rPr>
@@ -25791,9 +25847,6 @@
           </w:hyperlink>
         </w:p>
         <w:p>
-          <w:pPr>
-            <w:spacing w:after="0" w:line="360" w:lineRule="auto"/>
-          </w:pPr>
           <w:r>
             <w:rPr>
               <w:rFonts w:ascii="Times New Roman" w:hAnsi="Times New Roman" w:cs="Times New Roman"/>
@@ -25842,7 +25895,7 @@
           <w:szCs w:val="26"/>
         </w:rPr>
       </w:pPr>
-      <w:bookmarkStart w:id="3" w:name="_Toc226975445"/>
+      <w:bookmarkStart w:id="2" w:name="_Toc229519986"/>
       <w:r>
         <w:rPr>
           <w:rFonts w:ascii="Times New Roman" w:hAnsi="Times New Roman" w:cs="Times New Roman"/>
@@ -25853,7 +25906,7 @@
         <w:lastRenderedPageBreak/>
         <w:t>GIỚI THIỆU</w:t>
       </w:r>
-      <w:bookmarkEnd w:id="3"/>
+      <w:bookmarkEnd w:id="2"/>
     </w:p>
     <w:p>
       <w:pPr>
@@ -25871,7 +25924,7 @@
           <w:szCs w:val="26"/>
         </w:rPr>
       </w:pPr>
-      <w:bookmarkStart w:id="4" w:name="_Toc226975446"/>
+      <w:bookmarkStart w:id="3" w:name="_Toc229519987"/>
       <w:r>
         <w:rPr>
           <w:rFonts w:ascii="Times New Roman" w:hAnsi="Times New Roman" w:cs="Times New Roman"/>
@@ -25881,7 +25934,7 @@
         </w:rPr>
         <w:t>Mục tiêu</w:t>
       </w:r>
-      <w:bookmarkEnd w:id="4"/>
+      <w:bookmarkEnd w:id="3"/>
     </w:p>
     <w:p>
       <w:pPr>
@@ -26091,7 +26144,7 @@
           <w:szCs w:val="26"/>
         </w:rPr>
       </w:pPr>
-      <w:bookmarkStart w:id="5" w:name="_Toc226975447"/>
+      <w:bookmarkStart w:id="4" w:name="_Toc229519988"/>
       <w:r>
         <w:rPr>
           <w:rFonts w:ascii="Times New Roman" w:hAnsi="Times New Roman" w:cs="Times New Roman"/>
@@ -26101,7 +26154,7 @@
         </w:rPr>
         <w:t>Phạm vi tài liệu</w:t>
       </w:r>
-      <w:bookmarkEnd w:id="5"/>
+      <w:bookmarkEnd w:id="4"/>
     </w:p>
     <w:p>
       <w:pPr>
@@ -26295,7 +26348,7 @@
           <w:szCs w:val="26"/>
         </w:rPr>
       </w:pPr>
-      <w:bookmarkStart w:id="6" w:name="_Toc226975448"/>
+      <w:bookmarkStart w:id="5" w:name="_Toc229519989"/>
       <w:r>
         <w:rPr>
           <w:rFonts w:ascii="Times New Roman" w:hAnsi="Times New Roman" w:cs="Times New Roman"/>
@@ -26305,7 +26358,7 @@
         </w:rPr>
         <w:t>Tài liệu tham khảo</w:t>
       </w:r>
-      <w:bookmarkEnd w:id="6"/>
+      <w:bookmarkEnd w:id="5"/>
     </w:p>
     <w:p>
       <w:pPr>
@@ -26419,7 +26472,7 @@
           <w:szCs w:val="26"/>
         </w:rPr>
       </w:pPr>
-      <w:bookmarkStart w:id="7" w:name="_Toc226975449"/>
+      <w:bookmarkStart w:id="6" w:name="_Toc229519990"/>
       <w:r>
         <w:rPr>
           <w:rFonts w:ascii="Times New Roman" w:hAnsi="Times New Roman" w:cs="Times New Roman"/>
@@ -26429,7 +26482,7 @@
         </w:rPr>
         <w:t>Các mức kiểm thử</w:t>
       </w:r>
-      <w:bookmarkEnd w:id="7"/>
+      <w:bookmarkEnd w:id="6"/>
     </w:p>
     <w:p>
       <w:pPr>
@@ -26544,7 +26597,7 @@
           <w:szCs w:val="26"/>
         </w:rPr>
       </w:pPr>
-      <w:bookmarkStart w:id="8" w:name="_Toc226975450"/>
+      <w:bookmarkStart w:id="7" w:name="_Toc229519991"/>
       <w:r>
         <w:rPr>
           <w:rFonts w:ascii="Times New Roman" w:hAnsi="Times New Roman" w:cs="Times New Roman"/>
@@ -26554,7 +26607,7 @@
         </w:rPr>
         <w:t>CHI TIẾT</w:t>
       </w:r>
-      <w:bookmarkEnd w:id="8"/>
+      <w:bookmarkEnd w:id="7"/>
     </w:p>
     <w:p>
       <w:pPr>
@@ -26572,7 +26625,7 @@
           <w:szCs w:val="26"/>
         </w:rPr>
       </w:pPr>
-      <w:bookmarkStart w:id="9" w:name="_Toc226975451"/>
+      <w:bookmarkStart w:id="8" w:name="_Toc229519992"/>
       <w:r>
         <w:rPr>
           <w:rFonts w:ascii="Times New Roman" w:hAnsi="Times New Roman" w:cs="Times New Roman"/>
@@ -26600,7 +26653,7 @@
         </w:rPr>
         <w:t xml:space="preserve"> 1</w:t>
       </w:r>
-      <w:bookmarkEnd w:id="9"/>
+      <w:bookmarkEnd w:id="8"/>
     </w:p>
     <w:p>
       <w:pPr>
@@ -27002,7 +27055,7 @@
           <w:szCs w:val="26"/>
         </w:rPr>
       </w:pPr>
-      <w:bookmarkStart w:id="10" w:name="_Toc226975452"/>
+      <w:bookmarkStart w:id="9" w:name="_Toc229519993"/>
       <w:r>
         <w:rPr>
           <w:rFonts w:ascii="Times New Roman" w:hAnsi="Times New Roman" w:cs="Times New Roman"/>
@@ -27030,7 +27083,7 @@
         </w:rPr>
         <w:t xml:space="preserve"> 2</w:t>
       </w:r>
-      <w:bookmarkEnd w:id="10"/>
+      <w:bookmarkEnd w:id="9"/>
     </w:p>
     <w:p>
       <w:pPr>
@@ -27433,7 +27486,7 @@
           <w:szCs w:val="26"/>
         </w:rPr>
       </w:pPr>
-      <w:bookmarkStart w:id="11" w:name="_Toc226975453"/>
+      <w:bookmarkStart w:id="10" w:name="_Toc229519994"/>
       <w:r>
         <w:rPr>
           <w:rFonts w:ascii="Times New Roman" w:hAnsi="Times New Roman" w:cs="Times New Roman"/>
@@ -27443,7 +27496,7 @@
         </w:rPr>
         <w:t>Các chức năng không được kiểm thử</w:t>
       </w:r>
-      <w:bookmarkEnd w:id="11"/>
+      <w:bookmarkEnd w:id="10"/>
     </w:p>
     <w:p>
       <w:pPr>
@@ -27550,7 +27603,7 @@
           <w:szCs w:val="26"/>
         </w:rPr>
       </w:pPr>
-      <w:bookmarkStart w:id="12" w:name="_Toc226975454"/>
+      <w:bookmarkStart w:id="11" w:name="_Toc229519995"/>
       <w:r>
         <w:rPr>
           <w:rFonts w:ascii="Times New Roman" w:hAnsi="Times New Roman" w:cs="Times New Roman"/>
@@ -27569,7 +27622,7 @@
         </w:rPr>
         <w:t>ệu</w:t>
       </w:r>
-      <w:bookmarkEnd w:id="12"/>
+      <w:bookmarkEnd w:id="11"/>
     </w:p>
     <w:p>
       <w:pPr>
@@ -27635,7 +27688,7 @@
           <w:szCs w:val="26"/>
         </w:rPr>
       </w:pPr>
-      <w:bookmarkStart w:id="13" w:name="_Toc226975455"/>
+      <w:bookmarkStart w:id="12" w:name="_Toc229519996"/>
       <w:r>
         <w:rPr>
           <w:rFonts w:ascii="Times New Roman" w:hAnsi="Times New Roman" w:cs="Times New Roman"/>
@@ -27645,7 +27698,7 @@
         </w:rPr>
         <w:t>Lịch trình kiểm thử</w:t>
       </w:r>
-      <w:bookmarkEnd w:id="13"/>
+      <w:bookmarkEnd w:id="12"/>
     </w:p>
     <w:p>
       <w:pPr>
@@ -27663,7 +27716,7 @@
           <w:szCs w:val="26"/>
         </w:rPr>
       </w:pPr>
-      <w:bookmarkStart w:id="14" w:name="_Toc226975456"/>
+      <w:bookmarkStart w:id="13" w:name="_Toc229519997"/>
       <w:r>
         <w:rPr>
           <w:rFonts w:ascii="Times New Roman" w:hAnsi="Times New Roman" w:cs="Times New Roman"/>
@@ -27682,7 +27735,7 @@
         </w:rPr>
         <w:t xml:space="preserve"> 1</w:t>
       </w:r>
-      <w:bookmarkEnd w:id="14"/>
+      <w:bookmarkEnd w:id="13"/>
     </w:p>
     <w:tbl>
       <w:tblPr>
@@ -29353,7 +29406,7 @@
           <w:szCs w:val="26"/>
         </w:rPr>
       </w:pPr>
-      <w:bookmarkStart w:id="15" w:name="_Toc226975457"/>
+      <w:bookmarkStart w:id="14" w:name="_Toc229519998"/>
       <w:r>
         <w:rPr>
           <w:rFonts w:ascii="Times New Roman" w:hAnsi="Times New Roman" w:cs="Times New Roman"/>
@@ -29372,7 +29425,7 @@
         </w:rPr>
         <w:t xml:space="preserve"> 2</w:t>
       </w:r>
-      <w:bookmarkEnd w:id="15"/>
+      <w:bookmarkEnd w:id="14"/>
     </w:p>
     <w:tbl>
       <w:tblPr>
@@ -31580,7 +31633,7 @@
           <w:szCs w:val="26"/>
         </w:rPr>
       </w:pPr>
-      <w:bookmarkStart w:id="16" w:name="_Toc226975458"/>
+      <w:bookmarkStart w:id="15" w:name="_Toc229519999"/>
       <w:r>
         <w:rPr>
           <w:rFonts w:ascii="Times New Roman" w:hAnsi="Times New Roman" w:cs="Times New Roman"/>
@@ -31590,7 +31643,7 @@
         </w:rPr>
         <w:t>CÁC ĐIỀU KIỆN KIỂM THỬ</w:t>
       </w:r>
-      <w:bookmarkEnd w:id="16"/>
+      <w:bookmarkEnd w:id="15"/>
     </w:p>
     <w:p>
       <w:pPr>
@@ -31913,7 +31966,7 @@
           <w:szCs w:val="26"/>
         </w:rPr>
       </w:pPr>
-      <w:bookmarkStart w:id="17" w:name="_Toc226975459"/>
+      <w:bookmarkStart w:id="16" w:name="_Toc229520000"/>
       <w:r>
         <w:rPr>
           <w:rFonts w:ascii="Times New Roman" w:hAnsi="Times New Roman" w:cs="Times New Roman"/>
@@ -31924,7 +31977,7 @@
         <w:lastRenderedPageBreak/>
         <w:t>MÔI TRƯỜNG YÊU CẦU</w:t>
       </w:r>
-      <w:bookmarkEnd w:id="17"/>
+      <w:bookmarkEnd w:id="16"/>
     </w:p>
     <w:p>
       <w:pPr>
@@ -31942,7 +31995,7 @@
           <w:szCs w:val="26"/>
         </w:rPr>
       </w:pPr>
-      <w:bookmarkStart w:id="18" w:name="_Toc226975460"/>
+      <w:bookmarkStart w:id="17" w:name="_Toc229520001"/>
       <w:r>
         <w:rPr>
           <w:rFonts w:ascii="Times New Roman" w:hAnsi="Times New Roman" w:cs="Times New Roman"/>
@@ -31952,7 +32005,7 @@
         </w:rPr>
         <w:t>Phần cứng và phần mềm</w:t>
       </w:r>
-      <w:bookmarkEnd w:id="18"/>
+      <w:bookmarkEnd w:id="17"/>
     </w:p>
     <w:tbl>
       <w:tblPr>
@@ -32318,7 +32371,7 @@
           <w:szCs w:val="26"/>
         </w:rPr>
       </w:pPr>
-      <w:bookmarkStart w:id="19" w:name="_Toc226975461"/>
+      <w:bookmarkStart w:id="18" w:name="_Toc229520002"/>
       <w:r>
         <w:rPr>
           <w:rFonts w:ascii="Times New Roman" w:hAnsi="Times New Roman" w:cs="Times New Roman"/>
@@ -32328,7 +32381,7 @@
         </w:rPr>
         <w:t>Các công cụ hỗ trợ</w:t>
       </w:r>
-      <w:bookmarkEnd w:id="19"/>
+      <w:bookmarkEnd w:id="18"/>
     </w:p>
     <w:tbl>
       <w:tblPr>
@@ -32424,7 +32477,17 @@
                 <w:sz w:val="26"/>
                 <w:szCs w:val="26"/>
               </w:rPr>
-              <w:t>Người thành lập</w:t>
+              <w:t xml:space="preserve">Người </w:t>
+            </w:r>
+            <w:r>
+              <w:rPr>
+                <w:b/>
+                <w:bCs/>
+                <w:color w:val="000000"/>
+                <w:sz w:val="26"/>
+                <w:szCs w:val="26"/>
+              </w:rPr>
+              <w:t>cung cấp</w:t>
             </w:r>
           </w:p>
         </w:tc>
@@ -32691,7 +32754,7 @@
                 <w:sz w:val="26"/>
                 <w:szCs w:val="26"/>
               </w:rPr>
-              <w:t>Project Documented</w:t>
+              <w:t>Project Documentation</w:t>
             </w:r>
           </w:p>
         </w:tc>
@@ -32901,7 +32964,17 @@
                 <w:sz w:val="26"/>
                 <w:szCs w:val="26"/>
               </w:rPr>
-              <w:t>API Testing</w:t>
+              <w:t>API T</w:t>
+            </w:r>
+            <w:bookmarkStart w:id="19" w:name="_GoBack"/>
+            <w:bookmarkEnd w:id="19"/>
+            <w:r>
+              <w:rPr>
+                <w:color w:val="000000"/>
+                <w:sz w:val="26"/>
+                <w:szCs w:val="26"/>
+              </w:rPr>
+              <w:t>esting</w:t>
             </w:r>
           </w:p>
         </w:tc>
@@ -33208,7 +33281,7 @@
           <w:szCs w:val="26"/>
         </w:rPr>
       </w:pPr>
-      <w:bookmarkStart w:id="20" w:name="_Toc226975462"/>
+      <w:bookmarkStart w:id="20" w:name="_Toc229520003"/>
       <w:r>
         <w:rPr>
           <w:rFonts w:ascii="Times New Roman" w:hAnsi="Times New Roman" w:cs="Times New Roman"/>
@@ -36879,7 +36952,6 @@
     <w:basedOn w:val="Heading1"/>
     <w:next w:val="Normal"/>
     <w:uiPriority w:val="39"/>
-    <w:semiHidden/>
     <w:unhideWhenUsed/>
     <w:qFormat/>
     <w:rsid w:val="00464038"/>
@@ -36897,7 +36969,7 @@
     <w:autoRedefine/>
     <w:uiPriority w:val="39"/>
     <w:unhideWhenUsed/>
-    <w:rsid w:val="00443941"/>
+    <w:rsid w:val="00B261BE"/>
     <w:pPr>
       <w:tabs>
         <w:tab w:val="left" w:pos="284"/>
@@ -37258,7 +37330,7 @@
 </file>
 
 <file path=customXml/itemProps1.xml><?xml version="1.0" encoding="utf-8"?>
-<ds:datastoreItem xmlns:ds="http://schemas.openxmlformats.org/officeDocument/2006/customXml" ds:itemID="{0692D955-7A66-4D25-9468-C6EDBEA64E14}">
+<ds:datastoreItem xmlns:ds="http://schemas.openxmlformats.org/officeDocument/2006/customXml" ds:itemID="{B9E8EC5E-F0C0-466D-BD35-61A55BD40097}">
   <ds:schemaRefs>
     <ds:schemaRef ds:uri="http://schemas.openxmlformats.org/officeDocument/2006/bibliography"/>
   </ds:schemaRefs>
